--- a/az/stories/beware-of-those-you-love.docx
+++ b/az/stories/beware-of-those-you-love.docx
@@ -4,349 +4,218 @@
   <w:body>
     <w:p>
       <w:pPr>
-        <w:pStyle w:val="Heading1"/>
+        <w:spacing w:before="0" w:after="60"/>
+        <w:jc w:val="left"/>
       </w:pPr>
       <w:r>
+        <w:rPr>
+          <w:rFonts w:ascii="Arial" w:hAnsi="Arial" w:eastAsia="Arial"/>
+          <w:i w:val="0"/>
+          <w:color w:val="000000"/>
+          <w:sz w:val="52"/>
+        </w:rPr>
         <w:t>Sevdiklərinizdən muğayat olun</w:t>
       </w:r>
     </w:p>
     <w:p>
       <w:pPr>
-        <w:ind w:firstLine="425"/>
-        <w:jc w:val="both"/>
+        <w:jc w:val="left"/>
       </w:pPr>
       <w:r>
         <w:rPr>
-          <w:rFonts w:ascii="Times New Roman" w:hAnsi="Times New Roman" w:cs="Times New Roman"/>
-          <w:b w:val="0"/>
+          <w:rFonts w:ascii="Arial" w:hAnsi="Arial" w:eastAsia="Arial"/>
           <w:i w:val="0"/>
-          <w:sz w:val="24"/>
+          <w:color w:val="000000"/>
+          <w:sz w:val="22"/>
         </w:rPr>
-        <w:t>Günəşli bir gün idi. Qadın parkda yanında oturan adama:</w:t>
+        <w:t>Günəşli bir gündə parkda oturan qadın yanında əyləşmiş kişiyə yelləncəkdəki qırmızı köynəkli uşağın onun oğlu olduğunu dedi. Kişi gülümsəyib mavi köynəkli uşağın da öz oğlu Cəmil olduğunu söylədi.</w:t>
       </w:r>
     </w:p>
     <w:p>
       <w:pPr>
-        <w:ind w:firstLine="425"/>
-        <w:jc w:val="both"/>
+        <w:jc w:val="left"/>
       </w:pPr>
       <w:r>
         <w:rPr>
-          <w:rFonts w:ascii="Times New Roman" w:hAnsi="Times New Roman" w:cs="Times New Roman"/>
-          <w:b w:val="0"/>
+          <w:rFonts w:ascii="Arial" w:hAnsi="Arial" w:eastAsia="Arial"/>
           <w:i w:val="0"/>
-          <w:sz w:val="24"/>
+          <w:color w:val="000000"/>
+          <w:sz w:val="22"/>
         </w:rPr>
-        <w:t>— Baxın, yelləncəkdə yellənən o qırmızı köynəkli uşaq mənim oğlumdur, — dedi.</w:t>
+        <w:t>Bir az sonra saatına baxıb səsləndi:</w:t>
       </w:r>
     </w:p>
     <w:p>
       <w:pPr>
-        <w:ind w:firstLine="425"/>
-        <w:jc w:val="both"/>
+        <w:jc w:val="left"/>
       </w:pPr>
       <w:r>
         <w:rPr>
-          <w:rFonts w:ascii="Times New Roman" w:hAnsi="Times New Roman" w:cs="Times New Roman"/>
-          <w:b w:val="0"/>
+          <w:rFonts w:ascii="Arial" w:hAnsi="Arial" w:eastAsia="Arial"/>
           <w:i w:val="0"/>
-          <w:sz w:val="24"/>
+          <w:color w:val="000000"/>
+          <w:sz w:val="22"/>
         </w:rPr>
-        <w:t>Adam gülümsədi:</w:t>
+        <w:t>— Cəmil, evə getmək vaxtıdır.</w:t>
       </w:r>
     </w:p>
     <w:p>
       <w:pPr>
-        <w:ind w:firstLine="425"/>
-        <w:jc w:val="both"/>
+        <w:jc w:val="left"/>
       </w:pPr>
       <w:r>
         <w:rPr>
-          <w:rFonts w:ascii="Times New Roman" w:hAnsi="Times New Roman" w:cs="Times New Roman"/>
-          <w:b w:val="0"/>
+          <w:rFonts w:ascii="Arial" w:hAnsi="Arial" w:eastAsia="Arial"/>
           <w:i w:val="0"/>
-          <w:sz w:val="24"/>
+          <w:color w:val="000000"/>
+          <w:sz w:val="22"/>
         </w:rPr>
-        <w:t>— Maşallah, gözəl oğlunuz var, — dedi.</w:t>
+        <w:t>— Daha beş dəqiqə, ata, lütfən!</w:t>
       </w:r>
     </w:p>
     <w:p>
       <w:pPr>
-        <w:ind w:firstLine="425"/>
-        <w:jc w:val="both"/>
+        <w:jc w:val="left"/>
       </w:pPr>
       <w:r>
         <w:rPr>
-          <w:rFonts w:ascii="Times New Roman" w:hAnsi="Times New Roman" w:cs="Times New Roman"/>
-          <w:b w:val="0"/>
+          <w:rFonts w:ascii="Arial" w:hAnsi="Arial" w:eastAsia="Arial"/>
           <w:i w:val="0"/>
-          <w:sz w:val="24"/>
+          <w:color w:val="000000"/>
+          <w:sz w:val="22"/>
         </w:rPr>
-        <w:t>— O biri yelləncəkdəki mavi köynəkli uşaq da mənim oğlumdur.</w:t>
+        <w:t>Ata razılaşdı. Bir müddət sonra yenə çağırdı, uşaq isə bir beş dəqiqə də istədi. Kişi yenə “yaxşı” dedi.</w:t>
       </w:r>
     </w:p>
     <w:p>
       <w:pPr>
-        <w:ind w:firstLine="425"/>
-        <w:jc w:val="both"/>
+        <w:jc w:val="left"/>
       </w:pPr>
       <w:r>
         <w:rPr>
-          <w:rFonts w:ascii="Times New Roman" w:hAnsi="Times New Roman" w:cs="Times New Roman"/>
-          <w:b w:val="0"/>
+          <w:rFonts w:ascii="Arial" w:hAnsi="Arial" w:eastAsia="Arial"/>
           <w:i w:val="0"/>
-          <w:sz w:val="24"/>
+          <w:color w:val="000000"/>
+          <w:sz w:val="22"/>
         </w:rPr>
-        <w:t>Sonra saatına baxıb oğluna səsləndi:</w:t>
+        <w:t>Qadın heyranlıqla söylədi:</w:t>
       </w:r>
     </w:p>
     <w:p>
       <w:pPr>
-        <w:ind w:firstLine="425"/>
-        <w:jc w:val="both"/>
+        <w:jc w:val="left"/>
       </w:pPr>
       <w:r>
         <w:rPr>
-          <w:rFonts w:ascii="Times New Roman" w:hAnsi="Times New Roman" w:cs="Times New Roman"/>
-          <w:b w:val="0"/>
+          <w:rFonts w:ascii="Arial" w:hAnsi="Arial" w:eastAsia="Arial"/>
           <w:i w:val="0"/>
-          <w:sz w:val="24"/>
+          <w:color w:val="000000"/>
+          <w:sz w:val="22"/>
         </w:rPr>
-        <w:t>— Ay Cəmil, artıq evə getmək vaxtıdır, gəl gedək.</w:t>
+        <w:t>— Nə qədər səbirli atasınız.</w:t>
       </w:r>
     </w:p>
     <w:p>
       <w:pPr>
-        <w:ind w:firstLine="425"/>
-        <w:jc w:val="both"/>
+        <w:jc w:val="left"/>
       </w:pPr>
       <w:r>
         <w:rPr>
-          <w:rFonts w:ascii="Times New Roman" w:hAnsi="Times New Roman" w:cs="Times New Roman"/>
-          <w:b w:val="0"/>
+          <w:rFonts w:ascii="Arial" w:hAnsi="Arial" w:eastAsia="Arial"/>
           <w:i w:val="0"/>
-          <w:sz w:val="24"/>
+          <w:color w:val="000000"/>
+          <w:sz w:val="22"/>
         </w:rPr>
-        <w:t>Uşaq yellənə-yellənə:</w:t>
+        <w:t>Kişi kövrək təbəssümlə cavab verdi:</w:t>
       </w:r>
     </w:p>
     <w:p>
       <w:pPr>
-        <w:ind w:firstLine="425"/>
-        <w:jc w:val="both"/>
+        <w:jc w:val="left"/>
       </w:pPr>
       <w:r>
         <w:rPr>
-          <w:rFonts w:ascii="Times New Roman" w:hAnsi="Times New Roman" w:cs="Times New Roman"/>
-          <w:b w:val="0"/>
+          <w:rFonts w:ascii="Arial" w:hAnsi="Arial" w:eastAsia="Arial"/>
           <w:i w:val="0"/>
-          <w:sz w:val="24"/>
+          <w:color w:val="000000"/>
+          <w:sz w:val="22"/>
         </w:rPr>
-        <w:t>— Daha beş dəqiqə, ata, lütfən, yalnız beş dəqiqə, — deyə xahiş etdi.</w:t>
+        <w:t>— Bu, səbir deyil. Böyük oğlum Kamalı keçən il yaxınlıqdakı yolda sərxoş sürücü vurdu. Ona heç vaxt yetərincə vaxt ayıra bilməmişdim. İndi onunla əlavə beş dəqiqə üçün hər şeyi verərdim. Cəmillə eyni səhvi etməyəcəyimə söz vermişəm.</w:t>
       </w:r>
     </w:p>
     <w:p>
       <w:pPr>
-        <w:ind w:firstLine="425"/>
-        <w:jc w:val="both"/>
+        <w:jc w:val="left"/>
       </w:pPr>
       <w:r>
         <w:rPr>
-          <w:rFonts w:ascii="Times New Roman" w:hAnsi="Times New Roman" w:cs="Times New Roman"/>
-          <w:b w:val="0"/>
+          <w:rFonts w:ascii="Arial" w:hAnsi="Arial" w:eastAsia="Arial"/>
           <w:i w:val="0"/>
-          <w:sz w:val="24"/>
+          <w:color w:val="000000"/>
+          <w:sz w:val="22"/>
         </w:rPr>
-        <w:t>Adam «olsun» mənasında başını tərpədincə uşaq sevinclə yellənməyinə davam etdi.</w:t>
+        <w:t>— O, hər dəfə beş dəqiqəlik oyun qazandığını düşünür. Əslində isə qazanan mənəm: oğlumu daha beş dəqiqə izləmək xoşbəxtliyini yaşayıram.</w:t>
       </w:r>
     </w:p>
     <w:p>
       <w:pPr>
-        <w:ind w:firstLine="425"/>
-        <w:jc w:val="both"/>
+        <w:pStyle w:val="Moral"/>
+        <w:keepNext/>
+        <w:keepLines/>
+        <w:widowControl/>
+        <w:spacing w:before="240" w:after="180" w:line="283" w:lineRule="auto"/>
+        <w:ind w:left="240" w:right="240"/>
+        <w:jc w:val="left"/>
+        <w:pBdr>
+          <w:top w:val="single" w:sz="8" w:space="7" w:color="E8D59A"/>
+          <w:left w:val="single" w:sz="32" w:space="11" w:color="C6A23A"/>
+          <w:bottom w:val="single" w:sz="8" w:space="7" w:color="E8D59A"/>
+          <w:right w:val="single" w:sz="8" w:space="11" w:color="E8D59A"/>
+        </w:pBdr>
+        <w:shd w:val="clear" w:color="auto" w:fill="FFF8E1"/>
       </w:pPr>
       <w:r>
         <w:rPr>
-          <w:rFonts w:ascii="Times New Roman" w:hAnsi="Times New Roman" w:cs="Times New Roman"/>
+          <w:rFonts w:ascii="Arial" w:hAnsi="Arial" w:eastAsia="Arial" w:cs="Arial"/>
+          <w:b/>
+          <w:i w:val="0"/>
+          <w:color w:val="9A7417"/>
+          <w:sz w:val="22"/>
+        </w:rPr>
+        <w:t xml:space="preserve">İbrət: </w:t>
+      </w:r>
+      <w:r>
+        <w:rPr>
+          <w:rFonts w:ascii="Arial" w:hAnsi="Arial" w:eastAsia="Arial" w:cs="Arial"/>
           <w:b w:val="0"/>
           <w:i w:val="0"/>
-          <w:sz w:val="24"/>
+          <w:color w:val="3F3826"/>
+          <w:sz w:val="22"/>
         </w:rPr>
-        <w:t>Bir müddət sonra adam ayağa qalxıb yenidən oğluna səsləndi:</w:t>
+        <w:t>Sevdiklərinlə keçirdiyin hər əlavə an bir nemətdir. Gec olmadan onlara bu gün beş dəqiqə də artıq vaxt ayır.</w:t>
       </w:r>
     </w:p>
     <w:p>
       <w:pPr>
-        <w:ind w:firstLine="425"/>
-        <w:jc w:val="both"/>
+        <w:keepLines/>
+        <w:widowControl/>
+        <w:spacing w:before="60" w:after="0" w:line="240" w:lineRule="auto"/>
+        <w:jc w:val="right"/>
       </w:pPr>
       <w:r>
         <w:rPr>
-          <w:rFonts w:ascii="Times New Roman" w:hAnsi="Times New Roman" w:cs="Times New Roman"/>
-          <w:b w:val="0"/>
-          <w:i w:val="0"/>
-          <w:sz w:val="24"/>
-        </w:rPr>
-        <w:t>— Cəmil, oğlum, gedək artıq, gec oldu.</w:t>
-      </w:r>
-    </w:p>
-    <w:p>
-      <w:pPr>
-        <w:ind w:firstLine="425"/>
-        <w:jc w:val="both"/>
-      </w:pPr>
-      <w:r>
-        <w:rPr>
-          <w:rFonts w:ascii="Times New Roman" w:hAnsi="Times New Roman" w:cs="Times New Roman"/>
-          <w:b w:val="0"/>
-          <w:i w:val="0"/>
-          <w:sz w:val="24"/>
-        </w:rPr>
-        <w:t>Uşaq yenə getmək istəmədi:</w:t>
-      </w:r>
-    </w:p>
-    <w:p>
-      <w:pPr>
-        <w:ind w:firstLine="425"/>
-        <w:jc w:val="both"/>
-      </w:pPr>
-      <w:r>
-        <w:rPr>
-          <w:rFonts w:ascii="Times New Roman" w:hAnsi="Times New Roman" w:cs="Times New Roman"/>
-          <w:b w:val="0"/>
-          <w:i w:val="0"/>
-          <w:sz w:val="24"/>
-        </w:rPr>
-        <w:t>— Nə olar, ata, daha beş dəqiqə, lütfən, beşcə dəqiqə, — deyə atasına üz tutdu.</w:t>
-      </w:r>
-    </w:p>
-    <w:p>
-      <w:pPr>
-        <w:ind w:firstLine="425"/>
-        <w:jc w:val="both"/>
-      </w:pPr>
-      <w:r>
-        <w:rPr>
-          <w:rFonts w:ascii="Times New Roman" w:hAnsi="Times New Roman" w:cs="Times New Roman"/>
-          <w:b w:val="0"/>
-          <w:i w:val="0"/>
-          <w:sz w:val="24"/>
-        </w:rPr>
-        <w:t>Adam «yaxşı» deyincə uşaq üzündə xoşbəxt təbəssümlə yenə yellənməyə başladı.</w:t>
-      </w:r>
-    </w:p>
-    <w:p>
-      <w:pPr>
-        <w:ind w:firstLine="425"/>
-        <w:jc w:val="both"/>
-      </w:pPr>
-      <w:r>
-        <w:rPr>
-          <w:rFonts w:ascii="Times New Roman" w:hAnsi="Times New Roman" w:cs="Times New Roman"/>
-          <w:b w:val="0"/>
-          <w:i w:val="0"/>
-          <w:sz w:val="24"/>
-        </w:rPr>
-        <w:t>Sonda qadın dözməyib səsində gizli bir heyranlıqla:</w:t>
-      </w:r>
-    </w:p>
-    <w:p>
-      <w:pPr>
-        <w:ind w:firstLine="425"/>
-        <w:jc w:val="both"/>
-      </w:pPr>
-      <w:r>
-        <w:rPr>
-          <w:rFonts w:ascii="Times New Roman" w:hAnsi="Times New Roman" w:cs="Times New Roman"/>
-          <w:b w:val="0"/>
-          <w:i w:val="0"/>
-          <w:sz w:val="24"/>
-        </w:rPr>
-        <w:t>— Nə qədər səbirli atasınız, — dedi.</w:t>
-      </w:r>
-    </w:p>
-    <w:p>
-      <w:pPr>
-        <w:ind w:firstLine="425"/>
-        <w:jc w:val="both"/>
-      </w:pPr>
-      <w:r>
-        <w:rPr>
-          <w:rFonts w:ascii="Times New Roman" w:hAnsi="Times New Roman" w:cs="Times New Roman"/>
-          <w:b w:val="0"/>
-          <w:i w:val="0"/>
-          <w:sz w:val="24"/>
-        </w:rPr>
-        <w:t>Adam gülümsədi:</w:t>
-      </w:r>
-    </w:p>
-    <w:p>
-      <w:pPr>
-        <w:ind w:firstLine="425"/>
-        <w:jc w:val="both"/>
-      </w:pPr>
-      <w:r>
-        <w:rPr>
-          <w:rFonts w:ascii="Times New Roman" w:hAnsi="Times New Roman" w:cs="Times New Roman"/>
-          <w:b w:val="0"/>
-          <w:i w:val="0"/>
-          <w:sz w:val="24"/>
-        </w:rPr>
-        <w:t>— Bu, səbir deyil, xanım, — dedi. — Böyük oğlum Kamalı keçən il burada, yaxın yolda velosiped sürərkən sərxoş bir sürücünün vurması ucbatından itirdim. Kamala heç vaxt yetərincə vaxt ayıra bilməmişdim. İndi isə onunla beş dəqiqə də artıq birlikdə ola bilmək üçün hər şeyi edərdim. Cəmillə eyni səhvi etməyəcəyimə söz verdim öz-özümə.</w:t>
-      </w:r>
-    </w:p>
-    <w:p>
-      <w:pPr>
-        <w:ind w:firstLine="425"/>
-        <w:jc w:val="both"/>
-      </w:pPr>
-      <w:r>
-        <w:rPr>
-          <w:rFonts w:ascii="Times New Roman" w:hAnsi="Times New Roman" w:cs="Times New Roman"/>
-          <w:b w:val="0"/>
-          <w:i w:val="0"/>
-          <w:sz w:val="24"/>
-        </w:rPr>
-        <w:t>— O, hər dəfə ‹daha beş dəqiqə, ata› deyəndə oyun üçün əlavə beş dəqiqə qazandığını düşünür. Halbuki əsl qazanan mənəm, çünki mən onu oyun oynayarkən beş dəqiqə də artıq izləyib bundan böyük zövq ala bilirəm.</w:t>
-      </w:r>
-    </w:p>
-    <w:p>
-      <w:pPr>
-        <w:spacing w:after="40"/>
-      </w:pPr>
-    </w:p>
-    <w:p>
-      <w:pPr>
-        <w:pBdr>
-          <w:top w:val="single" w:sz="4" w:space="6" w:color="D9C7A3"/>
-          <w:left w:val="single" w:sz="24" w:space="12" w:color="B8860B"/>
-          <w:bottom w:val="single" w:sz="4" w:space="6" w:color="D9C7A3"/>
-          <w:right w:val="single" w:sz="4" w:space="10" w:color="D9C7A3"/>
-        </w:pBdr>
-        <w:shd w:val="clear" w:color="auto" w:fill="FBF6EA"/>
-        <w:spacing w:before="0" w:after="60"/>
-        <w:ind w:left="227" w:right="113"/>
-        <w:jc w:val="both"/>
-      </w:pPr>
-      <w:r>
-        <w:rPr>
-          <w:rFonts w:ascii="Times New Roman" w:hAnsi="Times New Roman" w:cs="Times New Roman"/>
+          <w:rFonts w:ascii="Arial" w:hAnsi="Arial" w:eastAsia="Arial" w:cs="Arial"/>
           <w:b w:val="0"/>
           <w:i/>
-          <w:color w:val="333333"/>
-          <w:sz w:val="24"/>
+          <w:color w:val="8A7950"/>
+          <w:sz w:val="17"/>
         </w:rPr>
-        <w:t>Sevdiklərinlə keçirdiyin hər əlavə an bir nemətdir. Gec olmadan, onlara bu gün beş dəqiqə də çox vaxt ayır.</w:t>
+        <w:t>Hekayə açıq İnternet mənbələrindən əldə olunub.</w:t>
       </w:r>
-    </w:p>
-    <w:p>
-      <w:pPr>
-        <w:spacing w:after="120"/>
-      </w:pPr>
     </w:p>
     <w:sectPr>
       <w:pgSz w:w="12240" w:h="15840"/>
-      <w:pgMar w:top="1417" w:right="1417" w:bottom="1417" w:left="1417" w:header="720" w:footer="720" w:gutter="0"/>
+      <w:pgMar w:top="1440" w:right="1440" w:bottom="1440" w:left="1440" w:header="708" w:footer="708" w:gutter="0"/>
       <w:cols w:space="720"/>
       <w:docGrid w:linePitch="360"/>
     </w:sectPr>
@@ -718,12 +587,12 @@
     <w:qFormat/>
     <w:rsid w:val="00FC693F"/>
     <w:pPr>
-      <w:spacing w:line="276" w:lineRule="auto" w:after="120" w:before="0"/>
-      <w:jc w:val="both"/>
+      <w:spacing w:before="0" w:after="160" w:line="276" w:lineRule="auto"/>
     </w:pPr>
     <w:rPr>
-      <w:rFonts w:ascii="Times New Roman" w:hAnsi="Times New Roman" w:cs="Times New Roman"/>
-      <w:sz w:val="24"/>
+      <w:rFonts w:ascii="Arial" w:hAnsi="Arial" w:eastAsia="Arial"/>
+      <w:color w:val="000000"/>
+      <w:sz w:val="22"/>
     </w:rPr>
   </w:style>
   <w:style w:type="paragraph" w:styleId="Header">
@@ -781,17 +650,15 @@
     <w:pPr>
       <w:keepNext/>
       <w:keepLines/>
-      <w:spacing w:before="360" w:after="160"/>
-      <w:jc w:val="left"/>
+      <w:spacing w:before="480" w:after="0"/>
       <w:outlineLvl w:val="0"/>
     </w:pPr>
     <w:rPr>
-      <w:rFonts w:asciiTheme="majorHAnsi" w:eastAsiaTheme="majorEastAsia" w:hAnsiTheme="majorHAnsi" w:cstheme="majorBidi" w:ascii="Times New Roman" w:hAnsi="Times New Roman" w:cs="Times New Roman"/>
+      <w:rFonts w:asciiTheme="majorHAnsi" w:eastAsiaTheme="majorEastAsia" w:hAnsiTheme="majorHAnsi" w:cstheme="majorBidi"/>
       <w:b/>
       <w:bCs/>
-      <w:i w:val="0"/>
-      <w:color w:val="1F1F1F"/>
-      <w:sz w:val="30"/>
+      <w:color w:val="365F91" w:themeColor="accent1" w:themeShade="BF"/>
+      <w:sz w:val="28"/>
       <w:szCs w:val="28"/>
     </w:rPr>
   </w:style>
@@ -12409,6 +12276,18 @@
         <w:shd w:val="clear" w:color="auto" w:fill="FBCAA2" w:themeFill="accent6" w:themeFillTint="7F"/>
       </w:tcPr>
     </w:tblStylePr>
+  </w:style>
+  <w:style w:type="paragraph" w:customStyle="1" w:styleId="Moral">
+    <w:name w:val="Moral"/>
+    <w:basedOn w:val="Normal"/>
+    <w:pPr>
+      <w:spacing w:before="160" w:after="0" w:line="276" w:lineRule="auto"/>
+    </w:pPr>
+    <w:rPr>
+      <w:rFonts w:ascii="Arial" w:hAnsi="Arial" w:eastAsia="Arial"/>
+      <w:i/>
+      <w:sz w:val="22"/>
+    </w:rPr>
   </w:style>
 </w:styles>
 </file>
